--- a/chuyenDe/LS/docx/rawl6/Listening/Level1/W6.docx
+++ b/chuyenDe/LS/docx/rawl6/Listening/Level1/W6.docx
@@ -18,977 +18,1009 @@
         <ns0:t xml:space="preserve">TÀI LIỆU CHUYÊN ĐỀ LISTENING</ns0:t>
       </ns0:r>
     </ns0:p>
-    <ns0:bookmarkStart ns0:id="14" ns0:name="section-2-question-11-20"/>
-    <ns0:p>
-      <ns0:pPr>
-        <ns0:pStyle ns0:val="Heading1"/>
-      </ns0:pPr>
-      <ns0:r>
-        <ns0:t xml:space="preserve">SECTION 2 Question 11 – 20</ns0:t>
-      </ns0:r>
-    </ns0:p>
-    <ns0:bookmarkStart ns0:id="12" ns0:name="questions-11-16"/>
-    <ns0:p>
-      <ns0:pPr>
-        <ns0:pStyle ns0:val="Heading3"/>
-      </ns0:pPr>
-      <ns0:r>
-        <ns0:t xml:space="preserve">Questions 11-16</ns0:t>
-      </ns0:r>
-    </ns0:p>
-    <ns0:p>
-      <ns0:pPr>
-        <ns0:pStyle ns0:val="CDStep"/>
-      </ns0:pPr>
-      <ns0:r>
-        <ns0:t xml:space="preserve">Choose the correct letter, </ns0:t>
-      </ns0:r>
-      <ns0:r>
-        <ns0:rPr>
-          <ns0:b/>
-          <ns0:bCs/>
-        </ns0:rPr>
-        <ns0:t xml:space="preserve">A</ns0:t>
-      </ns0:r>
-      <ns0:r>
-        <ns0:t xml:space="preserve">, </ns0:t>
-      </ns0:r>
-      <ns0:r>
-        <ns0:rPr>
-          <ns0:b/>
-          <ns0:bCs/>
-        </ns0:rPr>
-        <ns0:t xml:space="preserve">B</ns0:t>
-      </ns0:r>
-      <ns0:r>
-        <ns0:t xml:space="preserve"> or </ns0:t>
-      </ns0:r>
-      <ns0:r>
-        <ns0:rPr>
-          <ns0:b/>
-          <ns0:bCs/>
-        </ns0:rPr>
-        <ns0:t xml:space="preserve">C</ns0:t>
-      </ns0:r>
-      <ns0:r>
-        <ns0:t xml:space="preserve">.</ns0:t>
-      </ns0:r>
-    </ns0:p>
-    <ns0:p>
-      <ns0:pPr>
-        <ns0:pStyle ns0:val="CDStep"/>
-      </ns0:pPr>
-      <ns0:r>
-        <ns0:rPr>
-          <ns0:b/>
-          <ns0:bCs/>
-        </ns0:rPr>
-        <ns0:t xml:space="preserve">11</ns0:t>
-      </ns0:r>
-      <ns0:r>
-        <ns0:t xml:space="preserve">   The most famous view in this park is</ns0:t>
-      </ns0:r>
-    </ns0:p>
-    <ns0:p>
-      <ns0:pPr>
-        <ns0:pStyle ns0:val="CDStep"/>
-      </ns0:pPr>
-      <ns0:r>
-        <ns0:rPr>
-          <ns0:b/>
-          <ns0:bCs/>
-        </ns0:rPr>
-        <ns0:t xml:space="preserve">A</ns0:t>
-      </ns0:r>
-      <ns0:r>
-        <ns0:t xml:space="preserve">   the largest waterfall worldwide.</ns0:t>
-      </ns0:r>
-    </ns0:p>
-    <ns0:p>
-      <ns0:pPr>
-        <ns0:pStyle ns0:val="CDStep"/>
-      </ns0:pPr>
-      <ns0:r>
-        <ns0:rPr>
-          <ns0:b/>
-          <ns0:bCs/>
-        </ns0:rPr>
-        <ns0:t xml:space="preserve">B</ns0:t>
-      </ns0:r>
-      <ns0:r>
-        <ns0:t xml:space="preserve">   the longest river in the world.</ns0:t>
-      </ns0:r>
-    </ns0:p>
-    <ns0:p>
-      <ns0:pPr>
-        <ns0:pStyle ns0:val="CDStep"/>
-      </ns0:pPr>
-      <ns0:r>
-        <ns0:rPr>
-          <ns0:b/>
-          <ns0:bCs/>
-        </ns0:rPr>
-        <ns0:t xml:space="preserve">C</ns0:t>
-      </ns0:r>
-      <ns0:r>
-        <ns0:t xml:space="preserve">   the biggest sub-tropical rainforest in the world.</ns0:t>
-      </ns0:r>
-    </ns0:p>
-    <ns0:p>
-      <ns0:pPr>
-        <ns0:pStyle ns0:val="CDStep"/>
-      </ns0:pPr>
-      <ns0:r>
-        <ns0:rPr>
-          <ns0:b/>
-          <ns0:bCs/>
-        </ns0:rPr>
-        <ns0:t xml:space="preserve">12</ns0:t>
-      </ns0:r>
-      <ns0:r>
-        <ns0:t xml:space="preserve">   According to the tour guide, what is best to do on top of the mountain?</ns0:t>
-      </ns0:r>
-    </ns0:p>
-    <ns0:p>
-      <ns0:pPr>
-        <ns0:pStyle ns0:val="CDStep"/>
-      </ns0:pPr>
-      <ns0:r>
-        <ns0:rPr>
-          <ns0:b/>
-          <ns0:bCs/>
-        </ns0:rPr>
-        <ns0:t xml:space="preserve">A</ns0:t>
-      </ns0:r>
-      <ns0:r>
-        <ns0:t xml:space="preserve">   having a picnic</ns0:t>
-      </ns0:r>
-    </ns0:p>
-    <ns0:p>
-      <ns0:pPr>
-        <ns0:pStyle ns0:val="CDStep"/>
-      </ns0:pPr>
-      <ns0:r>
-        <ns0:rPr>
-          <ns0:b/>
-          <ns0:bCs/>
-        </ns0:rPr>
-        <ns0:t xml:space="preserve">B</ns0:t>
-      </ns0:r>
-      <ns0:r>
-        <ns0:t xml:space="preserve">   taking photos</ns0:t>
-      </ns0:r>
-    </ns0:p>
-    <ns0:p>
-      <ns0:pPr>
-        <ns0:pStyle ns0:val="CDStep"/>
-      </ns0:pPr>
-      <ns0:r>
-        <ns0:rPr>
-          <ns0:b/>
-          <ns0:bCs/>
-        </ns0:rPr>
-        <ns0:t xml:space="preserve">C</ns0:t>
-      </ns0:r>
-      <ns0:r>
-        <ns0:t xml:space="preserve">   strolling about</ns0:t>
-      </ns0:r>
-    </ns0:p>
-    <ns0:p>
-      <ns0:pPr>
-        <ns0:pStyle ns0:val="CDStep"/>
-      </ns0:pPr>
-      <ns0:r>
-        <ns0:rPr>
-          <ns0:b/>
-          <ns0:bCs/>
-        </ns0:rPr>
-        <ns0:t xml:space="preserve">13</ns0:t>
-      </ns0:r>
-      <ns0:r>
-        <ns0:t xml:space="preserve">   What did the tour guide recommend for more experienced walkers?</ns0:t>
-      </ns0:r>
-    </ns0:p>
-    <ns0:p>
-      <ns0:pPr>
-        <ns0:pStyle ns0:val="CDStep"/>
-      </ns0:pPr>
-      <ns0:r>
-        <ns0:rPr>
-          <ns0:b/>
-          <ns0:bCs/>
-        </ns0:rPr>
-        <ns0:t xml:space="preserve">A</ns0:t>
-      </ns0:r>
-      <ns0:r>
-        <ns0:t xml:space="preserve">   the mountain trail</ns0:t>
-      </ns0:r>
-    </ns0:p>
-    <ns0:p>
-      <ns0:pPr>
-        <ns0:pStyle ns0:val="CDStep"/>
-      </ns0:pPr>
-      <ns0:r>
-        <ns0:rPr>
-          <ns0:b/>
-          <ns0:bCs/>
-        </ns0:rPr>
-        <ns0:t xml:space="preserve">B</ns0:t>
-      </ns0:r>
-      <ns0:r>
-        <ns0:t xml:space="preserve">   the Bush Track</ns0:t>
-      </ns0:r>
-    </ns0:p>
-    <ns0:p>
-      <ns0:pPr>
-        <ns0:pStyle ns0:val="CDStep"/>
-      </ns0:pPr>
-      <ns0:r>
-        <ns0:rPr>
-          <ns0:b/>
-          <ns0:bCs/>
-        </ns0:rPr>
-        <ns0:t xml:space="preserve">C</ns0:t>
-      </ns0:r>
-      <ns0:r>
-        <ns0:t xml:space="preserve">   the Creek Circuit</ns0:t>
-      </ns0:r>
-    </ns0:p>
-    <ns0:p>
-      <ns0:pPr>
-        <ns0:pStyle ns0:val="CDStep"/>
-      </ns0:pPr>
-      <ns0:r>
-        <ns0:rPr>
-          <ns0:b/>
-          <ns0:bCs/>
-        </ns0:rPr>
-        <ns0:t xml:space="preserve">14</ns0:t>
-      </ns0:r>
-      <ns0:r>
-        <ns0:t xml:space="preserve">   What is mentioned about the transport in the park?</ns0:t>
-      </ns0:r>
-    </ns0:p>
-    <ns0:p>
-      <ns0:pPr>
-        <ns0:pStyle ns0:val="CDStep"/>
-      </ns0:pPr>
-      <ns0:r>
-        <ns0:rPr>
-          <ns0:b/>
-          <ns0:bCs/>
-        </ns0:rPr>
-        <ns0:t xml:space="preserve">A</ns0:t>
-      </ns0:r>
-      <ns0:r>
-        <ns0:t xml:space="preserve">   Bicycles can be hired.</ns0:t>
-      </ns0:r>
-    </ns0:p>
-    <ns0:p>
-      <ns0:pPr>
-        <ns0:pStyle ns0:val="CDStep"/>
-      </ns0:pPr>
-      <ns0:r>
-        <ns0:rPr>
-          <ns0:b/>
-          <ns0:bCs/>
-        </ns0:rPr>
-        <ns0:t xml:space="preserve">B</ns0:t>
-      </ns0:r>
-      <ns0:r>
-        <ns0:t xml:space="preserve">   Trams are available for tourists.</ns0:t>
-      </ns0:r>
-    </ns0:p>
-    <ns0:p>
-      <ns0:pPr>
-        <ns0:pStyle ns0:val="CDStep"/>
-      </ns0:pPr>
-      <ns0:r>
-        <ns0:rPr>
-          <ns0:b/>
-          <ns0:bCs/>
-        </ns0:rPr>
-        <ns0:t xml:space="preserve">C  </ns0:t>
-      </ns0:r>
-      <ns0:r>
-        <ns0:t xml:space="preserve"> It is included in the bill.</ns0:t>
-      </ns0:r>
-    </ns0:p>
-    <ns0:p>
-      <ns0:pPr>
-        <ns0:pStyle ns0:val="CDStep"/>
-      </ns0:pPr>
-      <ns0:r>
-        <ns0:rPr>
-          <ns0:b/>
-          <ns0:bCs/>
-        </ns0:rPr>
-        <ns0:t xml:space="preserve">15</ns0:t>
-      </ns0:r>
-      <ns0:r>
-        <ns0:t xml:space="preserve">   Which activity is provided for adults all year round?</ns0:t>
-      </ns0:r>
-    </ns0:p>
-    <ns0:p>
-      <ns0:pPr>
-        <ns0:pStyle ns0:val="CDStep"/>
-      </ns0:pPr>
-      <ns0:r>
-        <ns0:rPr>
-          <ns0:b/>
-          <ns0:bCs/>
-        </ns0:rPr>
-        <ns0:t xml:space="preserve">A</ns0:t>
-      </ns0:r>
-      <ns0:r>
-        <ns0:t xml:space="preserve">   abseiling</ns0:t>
-      </ns0:r>
-    </ns0:p>
-    <ns0:p>
-      <ns0:pPr>
-        <ns0:pStyle ns0:val="CDStep"/>
-      </ns0:pPr>
-      <ns0:r>
-        <ns0:rPr>
-          <ns0:b/>
-          <ns0:bCs/>
-        </ns0:rPr>
-        <ns0:t xml:space="preserve">B</ns0:t>
-      </ns0:r>
-      <ns0:r>
-        <ns0:t xml:space="preserve">   bungee jumping</ns0:t>
-      </ns0:r>
-    </ns0:p>
-    <ns0:p>
-      <ns0:pPr>
-        <ns0:pStyle ns0:val="CDStep"/>
-      </ns0:pPr>
-      <ns0:r>
-        <ns0:rPr>
-          <ns0:b/>
-          <ns0:bCs/>
-        </ns0:rPr>
-        <ns0:t xml:space="preserve">C</ns0:t>
-      </ns0:r>
-      <ns0:r>
-        <ns0:t xml:space="preserve">   paragliding</ns0:t>
-      </ns0:r>
-    </ns0:p>
-    <ns0:p>
-      <ns0:pPr>
-        <ns0:pStyle ns0:val="CDStep"/>
-      </ns0:pPr>
-      <ns0:r>
-        <ns0:rPr>
-          <ns0:b/>
-          <ns0:bCs/>
-        </ns0:rPr>
-        <ns0:t xml:space="preserve">16</ns0:t>
-      </ns0:r>
-      <ns0:r>
-        <ns0:t xml:space="preserve">   What should the visitors do before they go to the restaurant?</ns0:t>
-      </ns0:r>
-    </ns0:p>
-    <ns0:p>
-      <ns0:pPr>
-        <ns0:pStyle ns0:val="CDStep"/>
-      </ns0:pPr>
-      <ns0:r>
-        <ns0:rPr>
-          <ns0:b/>
-          <ns0:bCs/>
-        </ns0:rPr>
-        <ns0:t xml:space="preserve">A</ns0:t>
-      </ns0:r>
-      <ns0:r>
-        <ns0:t xml:space="preserve">   make bookings</ns0:t>
-      </ns0:r>
-    </ns0:p>
-    <ns0:p>
-      <ns0:pPr>
-        <ns0:pStyle ns0:val="CDStep"/>
-      </ns0:pPr>
-      <ns0:r>
-        <ns0:rPr>
-          <ns0:b/>
-          <ns0:bCs/>
-        </ns0:rPr>
-        <ns0:t xml:space="preserve">B</ns0:t>
-      </ns0:r>
-      <ns0:r>
-        <ns0:t xml:space="preserve">   inquire about availability</ns0:t>
-      </ns0:r>
-    </ns0:p>
-    <ns0:p>
-      <ns0:pPr>
-        <ns0:pStyle ns0:val="CDStep"/>
-      </ns0:pPr>
-      <ns0:r>
-        <ns0:rPr>
-          <ns0:b/>
-          <ns0:bCs/>
-        </ns0:rPr>
-        <ns0:t xml:space="preserve">C</ns0:t>
-      </ns0:r>
-      <ns0:r>
-        <ns0:t xml:space="preserve">   collect the meal ticket at the reception</ns0:t>
-      </ns0:r>
-    </ns0:p>
-    <ns0:bookmarkEnd ns0:id="12"/>
-    <ns0:bookmarkStart ns0:id="13" ns0:name="questions-17-20"/>
-    <ns0:p>
-      <ns0:pPr>
-        <ns0:pStyle ns0:val="Heading3"/>
-      </ns0:pPr>
-      <ns0:r>
-        <ns0:t xml:space="preserve">Questions 17-20</ns0:t>
-      </ns0:r>
-    </ns0:p>
-    <ns0:p>
-      <ns0:pPr>
-        <ns0:pStyle ns0:val="CDStep"/>
-      </ns0:pPr>
-      <ns0:r>
-        <ns0:t xml:space="preserve">Label the plan below.</ns0:t>
-      </ns0:r>
-    </ns0:p>
-    <ns0:p>
-      <ns0:pPr>
-        <ns0:pStyle ns0:val="CDStep"/>
-      </ns0:pPr>
-      <ns0:r>
-        <ns0:rPr>
-          <ns0:i/>
-          <ns0:iCs/>
-        </ns0:rPr>
-        <ns0:t xml:space="preserve">Write the correct letter, </ns0:t>
-      </ns0:r>
-      <ns0:r>
-        <ns0:rPr>
-          <ns0:b/>
-          <ns0:bCs/>
-          <ns0:i/>
-          <ns0:iCs/>
-        </ns0:rPr>
-        <ns0:t xml:space="preserve">A-I</ns0:t>
-      </ns0:r>
-      <ns0:r>
-        <ns0:rPr>
-          <ns0:i/>
-          <ns0:iCs/>
-        </ns0:rPr>
-        <ns0:t xml:space="preserve">, next to Questions </ns0:t>
-      </ns0:r>
-      <ns0:r>
-        <ns0:rPr>
-          <ns0:b/>
-          <ns0:bCs/>
-          <ns0:i/>
-          <ns0:iCs/>
-        </ns0:rPr>
-        <ns0:t xml:space="preserve">17-20</ns0:t>
-      </ns0:r>
-      <ns0:r>
-        <ns0:rPr>
-          <ns0:i/>
-          <ns0:iCs/>
-        </ns0:rPr>
-        <ns0:t xml:space="preserve">.</ns0:t>
-      </ns0:r>
-    </ns0:p>
-    <ns0:p>
-      <ns0:pPr>
-        <ns0:pStyle ns0:val="CDStep"/>
-      </ns0:pPr>
-    </ns0:p>
-    <ns0:p>
-      <ns0:pPr>
-        <ns0:pStyle ns0:val="CDStep"/>
-      </ns0:pPr>
-      <ns0:r>
-        <ns0:rPr>
-          <ns0:b/>
-          <ns0:bCs/>
-        </ns0:rPr>
-        <ns0:t xml:space="preserve">17</ns0:t>
-      </ns0:r>
-      <ns0:r>
-        <ns0:t xml:space="preserve">   Campsite</ns0:t>
-      </ns0:r>
-    </ns0:p>
-    <ns0:p>
-      <ns0:pPr>
-        <ns0:pStyle ns0:val="CDStep"/>
-      </ns0:pPr>
-      <ns0:r>
-        <ns0:rPr>
-          <ns0:b/>
-          <ns0:bCs/>
-        </ns0:rPr>
-        <ns0:t xml:space="preserve">18</ns0:t>
-      </ns0:r>
-      <ns0:r>
-        <ns0:t xml:space="preserve">   Business Centre</ns0:t>
-      </ns0:r>
-    </ns0:p>
-    <ns0:p>
-      <ns0:pPr>
-        <ns0:pStyle ns0:val="CDStep"/>
-      </ns0:pPr>
-      <ns0:r>
-        <ns0:rPr>
-          <ns0:b/>
-          <ns0:bCs/>
-        </ns0:rPr>
-        <ns0:t xml:space="preserve">19</ns0:t>
-      </ns0:r>
-      <ns0:r>
-        <ns0:t xml:space="preserve">   Museum</ns0:t>
-      </ns0:r>
-    </ns0:p>
-    <ns0:p>
-      <ns0:pPr>
-        <ns0:pStyle ns0:val="CDStep"/>
-      </ns0:pPr>
-      <ns0:r>
-        <ns0:rPr>
-          <ns0:b/>
-          <ns0:bCs/>
-        </ns0:rPr>
-        <ns0:t xml:space="preserve">20</ns0:t>
-      </ns0:r>
-      <ns0:r>
-        <ns0:t xml:space="preserve">   Cafe</ns0:t>
-      </ns0:r>
-    </ns0:p>
-    <ns0:bookmarkEnd ns0:id="13"/>
-    <ns0:bookmarkEnd ns0:id="14"/>
-    <ns0:bookmarkStart ns0:id="35" ns0:name="section-4"/>
-    <ns0:p>
-      <ns0:pPr>
-        <ns0:pStyle ns0:val="Heading1"/>
-      </ns0:pPr>
-      <ns0:r>
-        <ns0:t xml:space="preserve">SECTION 4</ns0:t>
-      </ns0:r>
-    </ns0:p>
-    <ns0:bookmarkStart ns0:id="15" ns0:name="questions-31-40"/>
-    <ns0:p>
-      <ns0:pPr>
-        <ns0:pStyle ns0:val="Heading3"/>
-      </ns0:pPr>
-      <ns0:r>
-        <ns0:t xml:space="preserve">Questions 31-40</ns0:t>
-      </ns0:r>
-    </ns0:p>
-    <ns0:p>
-      <ns0:pPr>
-        <ns0:pStyle ns0:val="CDStep"/>
-      </ns0:pPr>
-      <ns0:r>
-        <ns0:t xml:space="preserve">Complete the notes below.</ns0:t>
-      </ns0:r>
-    </ns0:p>
-    <ns0:p>
-      <ns0:pPr>
-        <ns0:pStyle ns0:val="CDStep"/>
-      </ns0:pPr>
-      <ns0:r>
-        <ns0:t xml:space="preserve">Write </ns0:t>
-      </ns0:r>
-      <ns0:r>
-        <ns0:rPr>
-          <ns0:b/>
-          <ns0:bCs/>
-        </ns0:rPr>
-        <ns0:t xml:space="preserve">ONE WORD ONLY</ns0:t>
-      </ns0:r>
-      <ns0:r>
-        <ns0:t xml:space="preserve"> for each answer.</ns0:t>
-      </ns0:r>
-    </ns0:p>
-    <ns0:p>
-      <ns0:pPr>
-        <ns0:pStyle ns0:val="CDStep"/>
-      </ns0:pPr>
-      <ns0:r>
-        <ns0:rPr>
-          <ns0:b/>
-          <ns0:bCs/>
-        </ns0:rPr>
-        <ns0:t xml:space="preserve">The hunt for sunken settlements and ancient shipwrecks</ns0:t>
-      </ns0:r>
-    </ns0:p>
-    <ns0:p>
-      <ns0:pPr>
-        <ns0:pStyle ns0:val="CDStep"/>
-      </ns0:pPr>
-      <ns0:r>
-        <ns0:rPr>
-          <ns0:b/>
-          <ns0:bCs/>
-        </ns0:rPr>
-        <ns0:t xml:space="preserve">ATLIT-YAM</ns0:t>
-      </ns0:r>
-    </ns0:p>
-    <ns0:p>
-      <ns0:pPr>
-        <ns0:pStyle ns0:val="Compact"/>
-        <ns0:numPr>
-          <ns0:ilvl ns0:val="0"/>
-          <ns0:numId ns0:val="1001"/>
-        </ns0:numPr>
-      </ns0:pPr>
-      <ns0:r>
-        <ns0:t xml:space="preserve">was a village on coast of eastern Mediterranean</ns0:t>
-      </ns0:r>
-    </ns0:p>
-    <ns0:p>
-      <ns0:pPr>
-        <ns0:pStyle ns0:val="Compact"/>
-        <ns0:numPr>
-          <ns0:ilvl ns0:val="0"/>
-          <ns0:numId ns0:val="1001"/>
-        </ns0:numPr>
-      </ns0:pPr>
-      <ns0:r>
-        <ns0:t xml:space="preserve">thrived until about 7,000 BC</ns0:t>
-      </ns0:r>
-    </ns0:p>
-    <ns0:p>
-      <ns0:pPr>
-        <ns0:pStyle ns0:val="Compact"/>
-        <ns0:numPr>
-          <ns0:ilvl ns0:val="0"/>
-          <ns0:numId ns0:val="1001"/>
-        </ns0:numPr>
-      </ns0:pPr>
-      <ns0:r>
-        <ns0:t xml:space="preserve">stones homes had a courtyard</ns0:t>
-      </ns0:r>
-    </ns0:p>
-    <ns0:p>
-      <ns0:pPr>
-        <ns0:pStyle ns0:val="Compact"/>
-        <ns0:numPr>
-          <ns0:ilvl ns0:val="0"/>
-          <ns0:numId ns0:val="1001"/>
-        </ns0:numPr>
-      </ns0:pPr>
-      <ns0:r>
-        <ns0:t xml:space="preserve">had a semicircle of large stones round a </ns0:t>
-      </ns0:r>
-      <ns0:r>
-        <ns0:rPr>
-          <ns0:b/>
-          <ns0:bCs/>
-        </ns0:rPr>
-        <ns0:t xml:space="preserve">31</ns0:t>
-      </ns0:r>
-      <ns0:r>
-        <ns0:t xml:space="preserve">…………………</ns0:t>
-      </ns0:r>
-    </ns0:p>
-    <ns0:p>
-      <ns0:pPr>
-        <ns0:pStyle ns0:val="Compact"/>
-        <ns0:numPr>
-          <ns0:ilvl ns0:val="0"/>
-          <ns0:numId ns0:val="1001"/>
-        </ns0:numPr>
-      </ns0:pPr>
-      <ns0:r>
-        <ns0:t xml:space="preserve">cause of destruction unknown – now under the sea</ns0:t>
-      </ns0:r>
-    </ns0:p>
-    <ns0:p>
-      <ns0:pPr>
-        <ns0:pStyle ns0:val="Compact"/>
-        <ns0:numPr>
-          <ns0:ilvl ns0:val="0"/>
-          <ns0:numId ns0:val="1001"/>
-        </ns0:numPr>
-      </ns0:pPr>
-      <ns0:r>
-        <ns0:t xml:space="preserve">biggest settlement from the prehistoric period found on the seabed</ns0:t>
-      </ns0:r>
-    </ns0:p>
-    <ns0:p>
-      <ns0:pPr>
-        <ns0:pStyle ns0:val="Compact"/>
-        <ns0:numPr>
-          <ns0:ilvl ns0:val="0"/>
-          <ns0:numId ns0:val="1001"/>
-        </ns0:numPr>
-      </ns0:pPr>
-      <ns0:r>
-        <ns0:t xml:space="preserve">research carried out into structures, </ns0:t>
-      </ns0:r>
-      <ns0:r>
-        <ns0:rPr>
-          <ns0:b/>
-          <ns0:bCs/>
-        </ns0:rPr>
-        <ns0:t xml:space="preserve">32</ns0:t>
-      </ns0:r>
-      <ns0:r>
-        <ns0:t xml:space="preserve">………………… and human remains</ns0:t>
-      </ns0:r>
-    </ns0:p>
-    <ns0:p>
-      <ns0:pPr>
-        <ns0:pStyle ns0:val="CDStep"/>
-      </ns0:pPr>
-      <ns0:r>
-        <ns0:rPr>
-          <ns0:b/>
-          <ns0:bCs/>
-        </ns0:rPr>
-        <ns0:t xml:space="preserve">TRADITIOINAL AUTONOMOUS UNDERWATER VEHICLES (AUVs)</ns0:t>
-      </ns0:r>
-    </ns0:p>
-    <ns0:p>
-      <ns0:pPr>
-        <ns0:pStyle ns0:val="Compact"/>
-        <ns0:numPr>
-          <ns0:ilvl ns0:val="0"/>
-          <ns0:numId ns0:val="1002"/>
-        </ns0:numPr>
-      </ns0:pPr>
-      <ns0:r>
-        <ns0:t xml:space="preserve">used in the oil industry, e.g. to make </ns0:t>
-      </ns0:r>
-      <ns0:r>
-        <ns0:rPr>
-          <ns0:b/>
-          <ns0:bCs/>
-        </ns0:rPr>
-        <ns0:t xml:space="preserve">33</ns0:t>
-      </ns0:r>
-      <ns0:r>
-        <ns0:t xml:space="preserve">………………….</ns0:t>
-      </ns0:r>
-    </ns0:p>
-    <ns0:p>
-      <ns0:pPr>
-        <ns0:pStyle ns0:val="Compact"/>
-        <ns0:numPr>
-          <ns0:ilvl ns0:val="0"/>
-          <ns0:numId ns0:val="1002"/>
-        </ns0:numPr>
-      </ns0:pPr>
-      <ns0:r>
-        <ns0:t xml:space="preserve">problems: they were expensive and </ns0:t>
-      </ns0:r>
-      <ns0:r>
-        <ns0:rPr>
-          <ns0:b/>
-          <ns0:bCs/>
-        </ns0:rPr>
-        <ns0:t xml:space="preserve">34</ns0:t>
-      </ns0:r>
-      <ns0:r>
-        <ns0:t xml:space="preserve">…………………..</ns0:t>
-      </ns0:r>
-    </ns0:p>
-    <ns0:p>
-      <ns0:pPr>
-        <ns0:pStyle ns0:val="CDStep"/>
-      </ns0:pPr>
-      <ns0:r>
-        <ns0:rPr>
-          <ns0:b/>
-          <ns0:bCs/>
-        </ns0:rPr>
-        <ns0:t xml:space="preserve">LATEST AUVs</ns0:t>
-      </ns0:r>
-    </ns0:p>
-    <ns0:p>
-      <ns0:pPr>
-        <ns0:pStyle ns0:val="Compact"/>
-        <ns0:numPr>
-          <ns0:ilvl ns0:val="0"/>
-          <ns0:numId ns0:val="1003"/>
-        </ns0:numPr>
-      </ns0:pPr>
-      <ns0:r>
-        <ns0:t xml:space="preserve">much easier to use, relatively cheap, sophisticated</ns0:t>
-      </ns0:r>
-    </ns0:p>
-    <ns0:p>
-      <ns0:pPr>
-        <ns0:pStyle ns0:val="CDStep"/>
-      </ns0:pPr>
-      <ns0:r>
-        <ns0:rPr>
-          <ns0:b/>
-          <ns0:bCs/>
-        </ns0:rPr>
-        <ns0:t xml:space="preserve">Tests</ns0:t>
-      </ns0:r>
-      <ns0:r>
-        <ns0:t xml:space="preserve">:</ns0:t>
-      </ns0:r>
-    </ns0:p>
-    <ns0:p>
-      <ns0:pPr>
-        <ns0:pStyle ns0:val="Compact"/>
-        <ns0:numPr>
-          <ns0:ilvl ns0:val="0"/>
-          <ns0:numId ns0:val="1004"/>
-        </ns0:numPr>
-      </ns0:pPr>
-      <ns0:r>
-        <ns0:t xml:space="preserve">Marzamemi, Sicily: found ancient Roman ships carrying architectural elements made of </ns0:t>
-      </ns0:r>
-      <ns0:r>
-        <ns0:rPr>
-          <ns0:b/>
-          <ns0:bCs/>
-        </ns0:rPr>
-        <ns0:t xml:space="preserve">35</ns0:t>
-      </ns0:r>
-      <ns0:r>
-        <ns0:t xml:space="preserve">………………</ns0:t>
-      </ns0:r>
-    </ns0:p>
-    <ns0:p>
-      <ns0:pPr>
-        <ns0:pStyle ns0:val="CDStep"/>
-      </ns0:pPr>
-      <ns0:r>
-        <ns0:rPr>
-          <ns0:b/>
-          <ns0:bCs/>
-        </ns0:rPr>
-        <ns0:t xml:space="preserve">Underwater internet:</ns0:t>
-      </ns0:r>
-    </ns0:p>
-    <ns0:p>
-      <ns0:pPr>
-        <ns0:pStyle ns0:val="Compact"/>
-        <ns0:numPr>
-          <ns0:ilvl ns0:val="0"/>
-          <ns0:numId ns0:val="1005"/>
-        </ns0:numPr>
-      </ns0:pPr>
-      <ns0:r>
-        <ns0:rPr>
-          <ns0:b/>
-          <ns0:bCs/>
-        </ns0:rPr>
-        <ns0:t xml:space="preserve">36</ns0:t>
-      </ns0:r>
-      <ns0:r>
-        <ns0:t xml:space="preserve">……………… is used for short distance communication, acoustic waves for long distance</ns0:t>
-      </ns0:r>
-    </ns0:p>
-    <ns0:p>
-      <ns0:pPr>
-        <ns0:pStyle ns0:val="Compact"/>
-        <ns0:numPr>
-          <ns0:ilvl ns0:val="0"/>
-          <ns0:numId ns0:val="1005"/>
-        </ns0:numPr>
-      </ns0:pPr>
-      <ns0:r>
-        <ns0:t xml:space="preserve">plans for communication with researchers by satellite</ns0:t>
-      </ns0:r>
-    </ns0:p>
-    <ns0:p>
-      <ns0:pPr>
-        <ns0:pStyle ns0:val="Compact"/>
-        <ns0:numPr>
-          <ns0:ilvl ns0:val="0"/>
-          <ns0:numId ns0:val="1005"/>
-        </ns0:numPr>
-      </ns0:pPr>
-      <ns0:r>
-        <ns0:t xml:space="preserve">AUV can send data to another AUV that has better </ns0:t>
-      </ns0:r>
-      <ns0:r>
-        <ns0:rPr>
-          <ns0:b/>
-          <ns0:bCs/>
-        </ns0:rPr>
-        <ns0:t xml:space="preserve">3</ns0:t>
-      </ns0:r>
-      <ns0:r>
-        <ns0:t xml:space="preserve">…………………, for example</ns0:t>
-      </ns0:r>
-    </ns0:p>
-    <ns0:p>
-      <ns0:pPr>
-        <ns0:pStyle ns0:val="CDStep"/>
-      </ns0:pPr>
-      <ns0:r>
-        <ns0:rPr>
-          <ns0:b/>
-          <ns0:bCs/>
-        </ns0:rPr>
-        <ns0:t xml:space="preserve">Planned research in Gulf of Baratti:</ns0:t>
-      </ns0:r>
-    </ns0:p>
-    <ns0:p>
-      <ns0:pPr>
-        <ns0:pStyle ns0:val="Compact"/>
-        <ns0:numPr>
-          <ns0:ilvl ns0:val="0"/>
-          <ns0:numId ns0:val="1006"/>
-        </ns0:numPr>
-      </ns0:pPr>
-      <ns0:r>
-        <ns0:t xml:space="preserve">to find out more about wrecks of ancient Roman ships, including</ns0:t>
-      </ns0:r>
-    </ns0:p>
-    <ns0:p>
-      <ns0:pPr>
-        <ns0:pStyle ns0:val="CDStep"/>
-      </ns0:pPr>
-      <ns0:r>
-        <ns0:t xml:space="preserve">     –  one carrying </ns0:t>
-      </ns0:r>
-      <ns0:r>
-        <ns0:rPr>
-          <ns0:b/>
-          <ns0:bCs/>
-        </ns0:rPr>
-        <ns0:t xml:space="preserve">38</ns0:t>
-      </ns0:r>
-      <ns0:r>
-        <ns0:t xml:space="preserve">………………… supplies; tables may have been used for cleaning the </ns0:t>
-      </ns0:r>
-      <ns0:r>
-        <ns0:rPr>
-          <ns0:b/>
-          <ns0:bCs/>
-        </ns0:rPr>
-        <ns0:t xml:space="preserve">39</ns0:t>
-      </ns0:r>
-      <ns0:r>
-        <ns0:t xml:space="preserve">…………………</ns0:t>
-      </ns0:r>
-    </ns0:p>
-    <ns0:p>
-      <ns0:pPr>
-        <ns0:pStyle ns0:val="CDStep"/>
-      </ns0:pPr>
-      <ns0:r>
-        <ns0:t xml:space="preserve">     –  others carrying containers of olive oil or </ns0:t>
-      </ns0:r>
-      <ns0:r>
-        <ns0:rPr>
-          <ns0:b/>
-          <ns0:bCs/>
-        </ns0:rPr>
-        <ns0:t xml:space="preserve">40</ns0:t>
-      </ns0:r>
-      <ns0:r>
-        <ns0:t xml:space="preserve">…………………</ns0:t>
-      </ns0:r>
-    </ns0:p>
-    <ns0:bookmarkEnd ns0:id="15"/>
-    <ns0:bookmarkStart ns0:id="27" ns0:name="phần-1-section-2"/>
+    <ns0:tbl>
+      <ns0:tblPr>
+        <ns0:tblStyle ns0:val="CDListeningSectionContainer"/>
+        <ns0:tblW ns0:type="auto" ns0:w="0"/>
+        <ns0:tblLook ns0:firstRow="0" ns0:lastRow="0" ns0:firstColumn="0" ns0:lastColumn="0" ns0:noHBand="0" ns0:noVBand="0" ns0:val="0000"/>
+      </ns0:tblPr>
+      <ns0:tblGrid>
+        <ns0:gridCol ns0:w="7920"/>
+      </ns0:tblGrid>
+      <ns0:tr>
+        <ns0:tc>
+          <ns0:tcPr/>
+          <ns0:p>
+            <ns0:pPr>
+              <ns0:pStyle ns0:val="Heading1"/>
+            </ns0:pPr>
+            <ns0:bookmarkStart ns0:id="12" ns0:name="section-2-question-11-20"/>
+            <ns0:r>
+              <ns0:t xml:space="preserve">SECTION 2 Question 11 – 20</ns0:t>
+            </ns0:r>
+            <ns0:bookmarkEnd ns0:id="12"/>
+          </ns0:p>
+          <ns0:p>
+            <ns0:pPr>
+              <ns0:pStyle ns0:val="Heading3"/>
+            </ns0:pPr>
+            <ns0:bookmarkStart ns0:id="13" ns0:name="questions-11-16"/>
+            <ns0:r>
+              <ns0:t xml:space="preserve">Questions 11-16</ns0:t>
+            </ns0:r>
+            <ns0:bookmarkEnd ns0:id="13"/>
+          </ns0:p>
+          <ns0:p>
+            <ns0:pPr>
+              <ns0:pStyle ns0:val="FirstParagraph"/>
+            </ns0:pPr>
+            <ns0:r>
+              <ns0:t xml:space="preserve">Choose the correct letter, </ns0:t>
+            </ns0:r>
+            <ns0:r>
+              <ns0:rPr>
+                <ns0:b/>
+                <ns0:bCs/>
+              </ns0:rPr>
+              <ns0:t xml:space="preserve">A</ns0:t>
+            </ns0:r>
+            <ns0:r>
+              <ns0:t xml:space="preserve">, </ns0:t>
+            </ns0:r>
+            <ns0:r>
+              <ns0:rPr>
+                <ns0:b/>
+                <ns0:bCs/>
+              </ns0:rPr>
+              <ns0:t xml:space="preserve">B</ns0:t>
+            </ns0:r>
+            <ns0:r>
+              <ns0:t xml:space="preserve"> or </ns0:t>
+            </ns0:r>
+            <ns0:r>
+              <ns0:rPr>
+                <ns0:b/>
+                <ns0:bCs/>
+              </ns0:rPr>
+              <ns0:t xml:space="preserve">C</ns0:t>
+            </ns0:r>
+            <ns0:r>
+              <ns0:t xml:space="preserve">.</ns0:t>
+            </ns0:r>
+          </ns0:p>
+          <ns0:p>
+            <ns0:pPr>
+              <ns0:pStyle ns0:val="BodyText"/>
+            </ns0:pPr>
+            <ns0:r>
+              <ns0:rPr>
+                <ns0:b/>
+                <ns0:bCs/>
+              </ns0:rPr>
+              <ns0:t xml:space="preserve">11</ns0:t>
+            </ns0:r>
+            <ns0:r>
+              <ns0:t xml:space="preserve">   The most famous view in this park is</ns0:t>
+            </ns0:r>
+          </ns0:p>
+          <ns0:p>
+            <ns0:pPr>
+              <ns0:pStyle ns0:val="BodyText"/>
+            </ns0:pPr>
+            <ns0:r>
+              <ns0:rPr>
+                <ns0:b/>
+                <ns0:bCs/>
+              </ns0:rPr>
+              <ns0:t xml:space="preserve">A</ns0:t>
+            </ns0:r>
+            <ns0:r>
+              <ns0:t xml:space="preserve">   the largest waterfall worldwide.</ns0:t>
+            </ns0:r>
+          </ns0:p>
+          <ns0:p>
+            <ns0:pPr>
+              <ns0:pStyle ns0:val="BodyText"/>
+            </ns0:pPr>
+            <ns0:r>
+              <ns0:rPr>
+                <ns0:b/>
+                <ns0:bCs/>
+              </ns0:rPr>
+              <ns0:t xml:space="preserve">B</ns0:t>
+            </ns0:r>
+            <ns0:r>
+              <ns0:t xml:space="preserve">   the longest river in the world.</ns0:t>
+            </ns0:r>
+          </ns0:p>
+          <ns0:p>
+            <ns0:pPr>
+              <ns0:pStyle ns0:val="BodyText"/>
+            </ns0:pPr>
+            <ns0:r>
+              <ns0:rPr>
+                <ns0:b/>
+                <ns0:bCs/>
+              </ns0:rPr>
+              <ns0:t xml:space="preserve">C</ns0:t>
+            </ns0:r>
+            <ns0:r>
+              <ns0:t xml:space="preserve">   the biggest sub-tropical rainforest in the world.</ns0:t>
+            </ns0:r>
+          </ns0:p>
+          <ns0:p>
+            <ns0:pPr>
+              <ns0:pStyle ns0:val="BodyText"/>
+            </ns0:pPr>
+            <ns0:r>
+              <ns0:rPr>
+                <ns0:b/>
+                <ns0:bCs/>
+              </ns0:rPr>
+              <ns0:t xml:space="preserve">12</ns0:t>
+            </ns0:r>
+            <ns0:r>
+              <ns0:t xml:space="preserve">   According to the tour guide, what is best to do on top of the mountain?</ns0:t>
+            </ns0:r>
+          </ns0:p>
+          <ns0:p>
+            <ns0:pPr>
+              <ns0:pStyle ns0:val="BodyText"/>
+            </ns0:pPr>
+            <ns0:r>
+              <ns0:rPr>
+                <ns0:b/>
+                <ns0:bCs/>
+              </ns0:rPr>
+              <ns0:t xml:space="preserve">A</ns0:t>
+            </ns0:r>
+            <ns0:r>
+              <ns0:t xml:space="preserve">   having a picnic</ns0:t>
+            </ns0:r>
+          </ns0:p>
+          <ns0:p>
+            <ns0:pPr>
+              <ns0:pStyle ns0:val="BodyText"/>
+            </ns0:pPr>
+            <ns0:r>
+              <ns0:rPr>
+                <ns0:b/>
+                <ns0:bCs/>
+              </ns0:rPr>
+              <ns0:t xml:space="preserve">B</ns0:t>
+            </ns0:r>
+            <ns0:r>
+              <ns0:t xml:space="preserve">   taking photos</ns0:t>
+            </ns0:r>
+          </ns0:p>
+          <ns0:p>
+            <ns0:pPr>
+              <ns0:pStyle ns0:val="BodyText"/>
+            </ns0:pPr>
+            <ns0:r>
+              <ns0:rPr>
+                <ns0:b/>
+                <ns0:bCs/>
+              </ns0:rPr>
+              <ns0:t xml:space="preserve">C</ns0:t>
+            </ns0:r>
+            <ns0:r>
+              <ns0:t xml:space="preserve">   strolling about</ns0:t>
+            </ns0:r>
+          </ns0:p>
+          <ns0:p>
+            <ns0:pPr>
+              <ns0:pStyle ns0:val="BodyText"/>
+            </ns0:pPr>
+            <ns0:r>
+              <ns0:rPr>
+                <ns0:b/>
+                <ns0:bCs/>
+              </ns0:rPr>
+              <ns0:t xml:space="preserve">13</ns0:t>
+            </ns0:r>
+            <ns0:r>
+              <ns0:t xml:space="preserve">   What did the tour guide recommend for more experienced walkers?</ns0:t>
+            </ns0:r>
+          </ns0:p>
+          <ns0:p>
+            <ns0:pPr>
+              <ns0:pStyle ns0:val="BodyText"/>
+            </ns0:pPr>
+            <ns0:r>
+              <ns0:rPr>
+                <ns0:b/>
+                <ns0:bCs/>
+              </ns0:rPr>
+              <ns0:t xml:space="preserve">A</ns0:t>
+            </ns0:r>
+            <ns0:r>
+              <ns0:t xml:space="preserve">   the mountain trail</ns0:t>
+            </ns0:r>
+          </ns0:p>
+          <ns0:p>
+            <ns0:pPr>
+              <ns0:pStyle ns0:val="BodyText"/>
+            </ns0:pPr>
+            <ns0:r>
+              <ns0:rPr>
+                <ns0:b/>
+                <ns0:bCs/>
+              </ns0:rPr>
+              <ns0:t xml:space="preserve">B</ns0:t>
+            </ns0:r>
+            <ns0:r>
+              <ns0:t xml:space="preserve">   the Bush Track</ns0:t>
+            </ns0:r>
+          </ns0:p>
+          <ns0:p>
+            <ns0:pPr>
+              <ns0:pStyle ns0:val="BodyText"/>
+            </ns0:pPr>
+            <ns0:r>
+              <ns0:rPr>
+                <ns0:b/>
+                <ns0:bCs/>
+              </ns0:rPr>
+              <ns0:t xml:space="preserve">C</ns0:t>
+            </ns0:r>
+            <ns0:r>
+              <ns0:t xml:space="preserve">   the Creek Circuit</ns0:t>
+            </ns0:r>
+          </ns0:p>
+          <ns0:p>
+            <ns0:pPr>
+              <ns0:pStyle ns0:val="BodyText"/>
+            </ns0:pPr>
+            <ns0:r>
+              <ns0:rPr>
+                <ns0:b/>
+                <ns0:bCs/>
+              </ns0:rPr>
+              <ns0:t xml:space="preserve">14</ns0:t>
+            </ns0:r>
+            <ns0:r>
+              <ns0:t xml:space="preserve">   What is mentioned about the transport in the park?</ns0:t>
+            </ns0:r>
+          </ns0:p>
+          <ns0:p>
+            <ns0:pPr>
+              <ns0:pStyle ns0:val="BodyText"/>
+            </ns0:pPr>
+            <ns0:r>
+              <ns0:rPr>
+                <ns0:b/>
+                <ns0:bCs/>
+              </ns0:rPr>
+              <ns0:t xml:space="preserve">A</ns0:t>
+            </ns0:r>
+            <ns0:r>
+              <ns0:t xml:space="preserve">   Bicycles can be hired.</ns0:t>
+            </ns0:r>
+          </ns0:p>
+          <ns0:p>
+            <ns0:pPr>
+              <ns0:pStyle ns0:val="BodyText"/>
+            </ns0:pPr>
+            <ns0:r>
+              <ns0:rPr>
+                <ns0:b/>
+                <ns0:bCs/>
+              </ns0:rPr>
+              <ns0:t xml:space="preserve">B</ns0:t>
+            </ns0:r>
+            <ns0:r>
+              <ns0:t xml:space="preserve">   Trams are available for tourists.</ns0:t>
+            </ns0:r>
+          </ns0:p>
+          <ns0:p>
+            <ns0:pPr>
+              <ns0:pStyle ns0:val="BodyText"/>
+            </ns0:pPr>
+            <ns0:r>
+              <ns0:rPr>
+                <ns0:b/>
+                <ns0:bCs/>
+              </ns0:rPr>
+              <ns0:t xml:space="preserve">C  </ns0:t>
+            </ns0:r>
+            <ns0:r>
+              <ns0:t xml:space="preserve"> It is included in the bill.</ns0:t>
+            </ns0:r>
+          </ns0:p>
+          <ns0:p>
+            <ns0:pPr>
+              <ns0:pStyle ns0:val="BodyText"/>
+            </ns0:pPr>
+            <ns0:r>
+              <ns0:rPr>
+                <ns0:b/>
+                <ns0:bCs/>
+              </ns0:rPr>
+              <ns0:t xml:space="preserve">15</ns0:t>
+            </ns0:r>
+            <ns0:r>
+              <ns0:t xml:space="preserve">   Which activity is provided for adults all year round?</ns0:t>
+            </ns0:r>
+          </ns0:p>
+          <ns0:p>
+            <ns0:pPr>
+              <ns0:pStyle ns0:val="BodyText"/>
+            </ns0:pPr>
+            <ns0:r>
+              <ns0:rPr>
+                <ns0:b/>
+                <ns0:bCs/>
+              </ns0:rPr>
+              <ns0:t xml:space="preserve">A</ns0:t>
+            </ns0:r>
+            <ns0:r>
+              <ns0:t xml:space="preserve">   abseiling</ns0:t>
+            </ns0:r>
+          </ns0:p>
+          <ns0:p>
+            <ns0:pPr>
+              <ns0:pStyle ns0:val="BodyText"/>
+            </ns0:pPr>
+            <ns0:r>
+              <ns0:rPr>
+                <ns0:b/>
+                <ns0:bCs/>
+              </ns0:rPr>
+              <ns0:t xml:space="preserve">B</ns0:t>
+            </ns0:r>
+            <ns0:r>
+              <ns0:t xml:space="preserve">   bungee jumping</ns0:t>
+            </ns0:r>
+          </ns0:p>
+          <ns0:p>
+            <ns0:pPr>
+              <ns0:pStyle ns0:val="BodyText"/>
+            </ns0:pPr>
+            <ns0:r>
+              <ns0:rPr>
+                <ns0:b/>
+                <ns0:bCs/>
+              </ns0:rPr>
+              <ns0:t xml:space="preserve">C</ns0:t>
+            </ns0:r>
+            <ns0:r>
+              <ns0:t xml:space="preserve">   paragliding</ns0:t>
+            </ns0:r>
+          </ns0:p>
+          <ns0:p>
+            <ns0:pPr>
+              <ns0:pStyle ns0:val="BodyText"/>
+            </ns0:pPr>
+            <ns0:r>
+              <ns0:rPr>
+                <ns0:b/>
+                <ns0:bCs/>
+              </ns0:rPr>
+              <ns0:t xml:space="preserve">16</ns0:t>
+            </ns0:r>
+            <ns0:r>
+              <ns0:t xml:space="preserve">   What should the visitors do before they go to the restaurant?</ns0:t>
+            </ns0:r>
+          </ns0:p>
+          <ns0:p>
+            <ns0:pPr>
+              <ns0:pStyle ns0:val="BodyText"/>
+            </ns0:pPr>
+            <ns0:r>
+              <ns0:rPr>
+                <ns0:b/>
+                <ns0:bCs/>
+              </ns0:rPr>
+              <ns0:t xml:space="preserve">A</ns0:t>
+            </ns0:r>
+            <ns0:r>
+              <ns0:t xml:space="preserve">   make bookings</ns0:t>
+            </ns0:r>
+          </ns0:p>
+          <ns0:p>
+            <ns0:pPr>
+              <ns0:pStyle ns0:val="BodyText"/>
+            </ns0:pPr>
+            <ns0:r>
+              <ns0:rPr>
+                <ns0:b/>
+                <ns0:bCs/>
+              </ns0:rPr>
+              <ns0:t xml:space="preserve">B</ns0:t>
+            </ns0:r>
+            <ns0:r>
+              <ns0:t xml:space="preserve">   inquire about availability</ns0:t>
+            </ns0:r>
+          </ns0:p>
+          <ns0:p>
+            <ns0:pPr>
+              <ns0:pStyle ns0:val="BodyText"/>
+            </ns0:pPr>
+            <ns0:r>
+              <ns0:rPr>
+                <ns0:b/>
+                <ns0:bCs/>
+              </ns0:rPr>
+              <ns0:t xml:space="preserve">C</ns0:t>
+            </ns0:r>
+            <ns0:r>
+              <ns0:t xml:space="preserve">   collect the meal ticket at the reception</ns0:t>
+            </ns0:r>
+          </ns0:p>
+          <ns0:p>
+            <ns0:pPr>
+              <ns0:pStyle ns0:val="Heading3"/>
+            </ns0:pPr>
+            <ns0:bookmarkStart ns0:id="14" ns0:name="questions-17-20"/>
+            <ns0:r>
+              <ns0:t xml:space="preserve">Questions 17-20</ns0:t>
+            </ns0:r>
+            <ns0:bookmarkEnd ns0:id="14"/>
+          </ns0:p>
+          <ns0:p>
+            <ns0:pPr>
+              <ns0:pStyle ns0:val="FirstParagraph"/>
+            </ns0:pPr>
+            <ns0:r>
+              <ns0:t xml:space="preserve">Label the plan below.</ns0:t>
+            </ns0:r>
+          </ns0:p>
+          <ns0:p>
+            <ns0:pPr>
+              <ns0:pStyle ns0:val="BodyText"/>
+            </ns0:pPr>
+            <ns0:r>
+              <ns0:rPr>
+                <ns0:i/>
+                <ns0:iCs/>
+              </ns0:rPr>
+              <ns0:t xml:space="preserve">Write the correct letter, </ns0:t>
+            </ns0:r>
+            <ns0:r>
+              <ns0:rPr>
+                <ns0:b/>
+                <ns0:bCs/>
+                <ns0:i/>
+                <ns0:iCs/>
+              </ns0:rPr>
+              <ns0:t xml:space="preserve">A-I</ns0:t>
+            </ns0:r>
+            <ns0:r>
+              <ns0:rPr>
+                <ns0:i/>
+                <ns0:iCs/>
+              </ns0:rPr>
+              <ns0:t xml:space="preserve">, next to Questions </ns0:t>
+            </ns0:r>
+            <ns0:r>
+              <ns0:rPr>
+                <ns0:b/>
+                <ns0:bCs/>
+                <ns0:i/>
+                <ns0:iCs/>
+              </ns0:rPr>
+              <ns0:t xml:space="preserve">17-20</ns0:t>
+            </ns0:r>
+            <ns0:r>
+              <ns0:rPr>
+                <ns0:i/>
+                <ns0:iCs/>
+              </ns0:rPr>
+              <ns0:t xml:space="preserve">.</ns0:t>
+            </ns0:r>
+          </ns0:p>
+          <ns0:p>
+            <ns0:pPr>
+              <ns0:pStyle ns0:val="BodyText"/>
+            </ns0:pPr>
+          </ns0:p>
+          <ns0:p>
+            <ns0:pPr>
+              <ns0:pStyle ns0:val="BodyText"/>
+            </ns0:pPr>
+            <ns0:r>
+              <ns0:rPr>
+                <ns0:b/>
+                <ns0:bCs/>
+              </ns0:rPr>
+              <ns0:t xml:space="preserve">17</ns0:t>
+            </ns0:r>
+            <ns0:r>
+              <ns0:t xml:space="preserve">   Campsite</ns0:t>
+            </ns0:r>
+          </ns0:p>
+          <ns0:p>
+            <ns0:pPr>
+              <ns0:pStyle ns0:val="BodyText"/>
+            </ns0:pPr>
+            <ns0:r>
+              <ns0:rPr>
+                <ns0:b/>
+                <ns0:bCs/>
+              </ns0:rPr>
+              <ns0:t xml:space="preserve">18</ns0:t>
+            </ns0:r>
+            <ns0:r>
+              <ns0:t xml:space="preserve">   Business Centre</ns0:t>
+            </ns0:r>
+          </ns0:p>
+          <ns0:p>
+            <ns0:pPr>
+              <ns0:pStyle ns0:val="BodyText"/>
+            </ns0:pPr>
+            <ns0:r>
+              <ns0:rPr>
+                <ns0:b/>
+                <ns0:bCs/>
+              </ns0:rPr>
+              <ns0:t xml:space="preserve">19</ns0:t>
+            </ns0:r>
+            <ns0:r>
+              <ns0:t xml:space="preserve">   Museum</ns0:t>
+            </ns0:r>
+          </ns0:p>
+          <ns0:p>
+            <ns0:pPr>
+              <ns0:pStyle ns0:val="BodyText"/>
+            </ns0:pPr>
+            <ns0:r>
+              <ns0:rPr>
+                <ns0:b/>
+                <ns0:bCs/>
+              </ns0:rPr>
+              <ns0:t xml:space="preserve">20</ns0:t>
+            </ns0:r>
+            <ns0:r>
+              <ns0:t xml:space="preserve">   Cafe</ns0:t>
+            </ns0:r>
+          </ns0:p>
+        </ns0:tc>
+      </ns0:tr>
+    </ns0:tbl>
+    <ns0:p/>
+    <ns0:tbl>
+      <ns0:tblPr>
+        <ns0:tblStyle ns0:val="CDListeningSectionContainer"/>
+        <ns0:tblW ns0:type="auto" ns0:w="0"/>
+        <ns0:tblLook ns0:firstRow="0" ns0:lastRow="0" ns0:firstColumn="0" ns0:lastColumn="0" ns0:noHBand="0" ns0:noVBand="0" ns0:val="0000"/>
+      </ns0:tblPr>
+      <ns0:tblGrid>
+        <ns0:gridCol ns0:w="7920"/>
+      </ns0:tblGrid>
+      <ns0:tr>
+        <ns0:tc>
+          <ns0:tcPr/>
+          <ns0:p>
+            <ns0:pPr>
+              <ns0:pStyle ns0:val="Heading1"/>
+            </ns0:pPr>
+            <ns0:bookmarkStart ns0:id="15" ns0:name="section-4"/>
+            <ns0:r>
+              <ns0:t xml:space="preserve">SECTION 4</ns0:t>
+            </ns0:r>
+            <ns0:bookmarkEnd ns0:id="15"/>
+          </ns0:p>
+          <ns0:p>
+            <ns0:pPr>
+              <ns0:pStyle ns0:val="Heading3"/>
+            </ns0:pPr>
+            <ns0:bookmarkStart ns0:id="16" ns0:name="questions-31-40"/>
+            <ns0:r>
+              <ns0:t xml:space="preserve">Questions 31-40</ns0:t>
+            </ns0:r>
+            <ns0:bookmarkEnd ns0:id="16"/>
+          </ns0:p>
+          <ns0:p>
+            <ns0:pPr>
+              <ns0:pStyle ns0:val="FirstParagraph"/>
+            </ns0:pPr>
+            <ns0:r>
+              <ns0:t xml:space="preserve">Complete the notes below.</ns0:t>
+            </ns0:r>
+          </ns0:p>
+          <ns0:p>
+            <ns0:pPr>
+              <ns0:pStyle ns0:val="BodyText"/>
+            </ns0:pPr>
+            <ns0:r>
+              <ns0:t xml:space="preserve">Write </ns0:t>
+            </ns0:r>
+            <ns0:r>
+              <ns0:rPr>
+                <ns0:b/>
+                <ns0:bCs/>
+              </ns0:rPr>
+              <ns0:t xml:space="preserve">ONE WORD ONLY</ns0:t>
+            </ns0:r>
+            <ns0:r>
+              <ns0:t xml:space="preserve"> for each answer.</ns0:t>
+            </ns0:r>
+          </ns0:p>
+          <ns0:p>
+            <ns0:pPr>
+              <ns0:pStyle ns0:val="BodyText"/>
+            </ns0:pPr>
+            <ns0:r>
+              <ns0:rPr>
+                <ns0:b/>
+                <ns0:bCs/>
+              </ns0:rPr>
+              <ns0:t xml:space="preserve">The hunt for sunken settlements and ancient shipwrecks</ns0:t>
+            </ns0:r>
+          </ns0:p>
+          <ns0:p>
+            <ns0:pPr>
+              <ns0:pStyle ns0:val="BodyText"/>
+            </ns0:pPr>
+            <ns0:r>
+              <ns0:rPr>
+                <ns0:b/>
+                <ns0:bCs/>
+              </ns0:rPr>
+              <ns0:t xml:space="preserve">ATLIT-YAM</ns0:t>
+            </ns0:r>
+          </ns0:p>
+          <ns0:p>
+            <ns0:pPr>
+              <ns0:pStyle ns0:val="Compact"/>
+              <ns0:numPr>
+                <ns0:ilvl ns0:val="0"/>
+                <ns0:numId ns0:val="1001"/>
+              </ns0:numPr>
+            </ns0:pPr>
+            <ns0:r>
+              <ns0:t xml:space="preserve">was a village on coast of eastern Mediterranean</ns0:t>
+            </ns0:r>
+          </ns0:p>
+          <ns0:p>
+            <ns0:pPr>
+              <ns0:pStyle ns0:val="Compact"/>
+              <ns0:numPr>
+                <ns0:ilvl ns0:val="0"/>
+                <ns0:numId ns0:val="1001"/>
+              </ns0:numPr>
+            </ns0:pPr>
+            <ns0:r>
+              <ns0:t xml:space="preserve">thrived until about 7,000 BC</ns0:t>
+            </ns0:r>
+          </ns0:p>
+          <ns0:p>
+            <ns0:pPr>
+              <ns0:pStyle ns0:val="Compact"/>
+              <ns0:numPr>
+                <ns0:ilvl ns0:val="0"/>
+                <ns0:numId ns0:val="1001"/>
+              </ns0:numPr>
+            </ns0:pPr>
+            <ns0:r>
+              <ns0:t xml:space="preserve">stones homes had a courtyard</ns0:t>
+            </ns0:r>
+          </ns0:p>
+          <ns0:p>
+            <ns0:pPr>
+              <ns0:pStyle ns0:val="Compact"/>
+              <ns0:numPr>
+                <ns0:ilvl ns0:val="0"/>
+                <ns0:numId ns0:val="1001"/>
+              </ns0:numPr>
+            </ns0:pPr>
+            <ns0:r>
+              <ns0:t xml:space="preserve">had a semicircle of large stones round a </ns0:t>
+            </ns0:r>
+            <ns0:r>
+              <ns0:rPr>
+                <ns0:b/>
+                <ns0:bCs/>
+              </ns0:rPr>
+              <ns0:t xml:space="preserve">31</ns0:t>
+            </ns0:r>
+            <ns0:r>
+              <ns0:t xml:space="preserve">…………………</ns0:t>
+            </ns0:r>
+          </ns0:p>
+          <ns0:p>
+            <ns0:pPr>
+              <ns0:pStyle ns0:val="Compact"/>
+              <ns0:numPr>
+                <ns0:ilvl ns0:val="0"/>
+                <ns0:numId ns0:val="1001"/>
+              </ns0:numPr>
+            </ns0:pPr>
+            <ns0:r>
+              <ns0:t xml:space="preserve">cause of destruction unknown – now under the sea</ns0:t>
+            </ns0:r>
+          </ns0:p>
+          <ns0:p>
+            <ns0:pPr>
+              <ns0:pStyle ns0:val="Compact"/>
+              <ns0:numPr>
+                <ns0:ilvl ns0:val="0"/>
+                <ns0:numId ns0:val="1001"/>
+              </ns0:numPr>
+            </ns0:pPr>
+            <ns0:r>
+              <ns0:t xml:space="preserve">biggest settlement from the prehistoric period found on the seabed</ns0:t>
+            </ns0:r>
+          </ns0:p>
+          <ns0:p>
+            <ns0:pPr>
+              <ns0:pStyle ns0:val="Compact"/>
+              <ns0:numPr>
+                <ns0:ilvl ns0:val="0"/>
+                <ns0:numId ns0:val="1001"/>
+              </ns0:numPr>
+            </ns0:pPr>
+            <ns0:r>
+              <ns0:t xml:space="preserve">research carried out into structures, </ns0:t>
+            </ns0:r>
+            <ns0:r>
+              <ns0:rPr>
+                <ns0:b/>
+                <ns0:bCs/>
+              </ns0:rPr>
+              <ns0:t xml:space="preserve">32</ns0:t>
+            </ns0:r>
+            <ns0:r>
+              <ns0:t xml:space="preserve">………………… and human remains</ns0:t>
+            </ns0:r>
+          </ns0:p>
+          <ns0:p>
+            <ns0:pPr>
+              <ns0:pStyle ns0:val="FirstParagraph"/>
+            </ns0:pPr>
+            <ns0:r>
+              <ns0:rPr>
+                <ns0:b/>
+                <ns0:bCs/>
+              </ns0:rPr>
+              <ns0:t xml:space="preserve">TRADITIOINAL AUTONOMOUS UNDERWATER VEHICLES (AUVs)</ns0:t>
+            </ns0:r>
+          </ns0:p>
+          <ns0:p>
+            <ns0:pPr>
+              <ns0:pStyle ns0:val="Compact"/>
+              <ns0:numPr>
+                <ns0:ilvl ns0:val="0"/>
+                <ns0:numId ns0:val="1002"/>
+              </ns0:numPr>
+            </ns0:pPr>
+            <ns0:r>
+              <ns0:t xml:space="preserve">used in the oil industry, e.g. to make </ns0:t>
+            </ns0:r>
+            <ns0:r>
+              <ns0:rPr>
+                <ns0:b/>
+                <ns0:bCs/>
+              </ns0:rPr>
+              <ns0:t xml:space="preserve">33</ns0:t>
+            </ns0:r>
+            <ns0:r>
+              <ns0:t xml:space="preserve">………………….</ns0:t>
+            </ns0:r>
+          </ns0:p>
+          <ns0:p>
+            <ns0:pPr>
+              <ns0:pStyle ns0:val="Compact"/>
+              <ns0:numPr>
+                <ns0:ilvl ns0:val="0"/>
+                <ns0:numId ns0:val="1002"/>
+              </ns0:numPr>
+            </ns0:pPr>
+            <ns0:r>
+              <ns0:t xml:space="preserve">problems: they were expensive and </ns0:t>
+            </ns0:r>
+            <ns0:r>
+              <ns0:rPr>
+                <ns0:b/>
+                <ns0:bCs/>
+              </ns0:rPr>
+              <ns0:t xml:space="preserve">34</ns0:t>
+            </ns0:r>
+            <ns0:r>
+              <ns0:t xml:space="preserve">…………………..</ns0:t>
+            </ns0:r>
+          </ns0:p>
+          <ns0:p>
+            <ns0:pPr>
+              <ns0:pStyle ns0:val="FirstParagraph"/>
+            </ns0:pPr>
+            <ns0:r>
+              <ns0:rPr>
+                <ns0:b/>
+                <ns0:bCs/>
+              </ns0:rPr>
+              <ns0:t xml:space="preserve">LATEST AUVs</ns0:t>
+            </ns0:r>
+          </ns0:p>
+          <ns0:p>
+            <ns0:pPr>
+              <ns0:pStyle ns0:val="Compact"/>
+              <ns0:numPr>
+                <ns0:ilvl ns0:val="0"/>
+                <ns0:numId ns0:val="1003"/>
+              </ns0:numPr>
+            </ns0:pPr>
+            <ns0:r>
+              <ns0:t xml:space="preserve">much easier to use, relatively cheap, sophisticated</ns0:t>
+            </ns0:r>
+          </ns0:p>
+          <ns0:p>
+            <ns0:pPr>
+              <ns0:pStyle ns0:val="FirstParagraph"/>
+            </ns0:pPr>
+            <ns0:r>
+              <ns0:rPr>
+                <ns0:b/>
+                <ns0:bCs/>
+              </ns0:rPr>
+              <ns0:t xml:space="preserve">Tests</ns0:t>
+            </ns0:r>
+            <ns0:r>
+              <ns0:t xml:space="preserve">:</ns0:t>
+            </ns0:r>
+          </ns0:p>
+          <ns0:p>
+            <ns0:pPr>
+              <ns0:pStyle ns0:val="Compact"/>
+              <ns0:numPr>
+                <ns0:ilvl ns0:val="0"/>
+                <ns0:numId ns0:val="1004"/>
+              </ns0:numPr>
+            </ns0:pPr>
+            <ns0:r>
+              <ns0:t xml:space="preserve">Marzamemi, Sicily: found ancient Roman ships carrying architectural elements made of </ns0:t>
+            </ns0:r>
+            <ns0:r>
+              <ns0:rPr>
+                <ns0:b/>
+                <ns0:bCs/>
+              </ns0:rPr>
+              <ns0:t xml:space="preserve">35</ns0:t>
+            </ns0:r>
+            <ns0:r>
+              <ns0:t xml:space="preserve">………………</ns0:t>
+            </ns0:r>
+          </ns0:p>
+          <ns0:p>
+            <ns0:pPr>
+              <ns0:pStyle ns0:val="FirstParagraph"/>
+            </ns0:pPr>
+            <ns0:r>
+              <ns0:rPr>
+                <ns0:b/>
+                <ns0:bCs/>
+              </ns0:rPr>
+              <ns0:t xml:space="preserve">Underwater internet:</ns0:t>
+            </ns0:r>
+          </ns0:p>
+          <ns0:p>
+            <ns0:pPr>
+              <ns0:pStyle ns0:val="Compact"/>
+              <ns0:numPr>
+                <ns0:ilvl ns0:val="0"/>
+                <ns0:numId ns0:val="1005"/>
+              </ns0:numPr>
+            </ns0:pPr>
+            <ns0:r>
+              <ns0:rPr>
+                <ns0:b/>
+                <ns0:bCs/>
+              </ns0:rPr>
+              <ns0:t xml:space="preserve">36</ns0:t>
+            </ns0:r>
+            <ns0:r>
+              <ns0:t xml:space="preserve">……………… is used for short distance communication, acoustic waves for long distance</ns0:t>
+            </ns0:r>
+          </ns0:p>
+          <ns0:p>
+            <ns0:pPr>
+              <ns0:pStyle ns0:val="Compact"/>
+              <ns0:numPr>
+                <ns0:ilvl ns0:val="0"/>
+                <ns0:numId ns0:val="1005"/>
+              </ns0:numPr>
+            </ns0:pPr>
+            <ns0:r>
+              <ns0:t xml:space="preserve">plans for communication with researchers by satellite</ns0:t>
+            </ns0:r>
+          </ns0:p>
+          <ns0:p>
+            <ns0:pPr>
+              <ns0:pStyle ns0:val="Compact"/>
+              <ns0:numPr>
+                <ns0:ilvl ns0:val="0"/>
+                <ns0:numId ns0:val="1005"/>
+              </ns0:numPr>
+            </ns0:pPr>
+            <ns0:r>
+              <ns0:t xml:space="preserve">AUV can send data to another AUV that has better </ns0:t>
+            </ns0:r>
+            <ns0:r>
+              <ns0:rPr>
+                <ns0:b/>
+                <ns0:bCs/>
+              </ns0:rPr>
+              <ns0:t xml:space="preserve">3</ns0:t>
+            </ns0:r>
+            <ns0:r>
+              <ns0:t xml:space="preserve">…………………, for example</ns0:t>
+            </ns0:r>
+          </ns0:p>
+          <ns0:p>
+            <ns0:pPr>
+              <ns0:pStyle ns0:val="FirstParagraph"/>
+            </ns0:pPr>
+            <ns0:r>
+              <ns0:rPr>
+                <ns0:b/>
+                <ns0:bCs/>
+              </ns0:rPr>
+              <ns0:t xml:space="preserve">Planned research in Gulf of Baratti:</ns0:t>
+            </ns0:r>
+          </ns0:p>
+          <ns0:p>
+            <ns0:pPr>
+              <ns0:pStyle ns0:val="Compact"/>
+              <ns0:numPr>
+                <ns0:ilvl ns0:val="0"/>
+                <ns0:numId ns0:val="1006"/>
+              </ns0:numPr>
+            </ns0:pPr>
+            <ns0:r>
+              <ns0:t xml:space="preserve">to find out more about wrecks of ancient Roman ships, including</ns0:t>
+            </ns0:r>
+          </ns0:p>
+          <ns0:p>
+            <ns0:pPr>
+              <ns0:pStyle ns0:val="FirstParagraph"/>
+            </ns0:pPr>
+            <ns0:r>
+              <ns0:t xml:space="preserve">     –  one carrying </ns0:t>
+            </ns0:r>
+            <ns0:r>
+              <ns0:rPr>
+                <ns0:b/>
+                <ns0:bCs/>
+              </ns0:rPr>
+              <ns0:t xml:space="preserve">38</ns0:t>
+            </ns0:r>
+            <ns0:r>
+              <ns0:t xml:space="preserve">………………… supplies; tables may have been used for cleaning the </ns0:t>
+            </ns0:r>
+            <ns0:r>
+              <ns0:rPr>
+                <ns0:b/>
+                <ns0:bCs/>
+              </ns0:rPr>
+              <ns0:t xml:space="preserve">39</ns0:t>
+            </ns0:r>
+            <ns0:r>
+              <ns0:t xml:space="preserve">…………………</ns0:t>
+            </ns0:r>
+          </ns0:p>
+          <ns0:p>
+            <ns0:pPr>
+              <ns0:pStyle ns0:val="BodyText"/>
+            </ns0:pPr>
+            <ns0:r>
+              <ns0:t xml:space="preserve">     –  others carrying containers of olive oil or </ns0:t>
+            </ns0:r>
+            <ns0:r>
+              <ns0:rPr>
+                <ns0:b/>
+                <ns0:bCs/>
+              </ns0:rPr>
+              <ns0:t xml:space="preserve">40</ns0:t>
+            </ns0:r>
+            <ns0:r>
+              <ns0:t xml:space="preserve">…………………</ns0:t>
+            </ns0:r>
+          </ns0:p>
+        </ns0:tc>
+      </ns0:tr>
+    </ns0:tbl>
+    <ns0:bookmarkStart ns0:id="28" ns0:name="phần-1-section-2"/>
     <ns0:p>
       <ns0:pPr>
         <ns0:pStyle ns0:val="Heading2"/>
@@ -1219,7 +1251,7 @@
         <ns0:t xml:space="preserve">Xác định nhanh các điểm từ A - I nằm ở gần mốc cố định nào hoặc gắn với trục đường nào, bên trái hay phải, phía trên hay dưới.</ns0:t>
       </ns0:r>
     </ns0:p>
-    <ns0:bookmarkStart ns0:id="16" ns0:name="phân-tích-chi-tiết-từng-câu-hỏi"/>
+    <ns0:bookmarkStart ns0:id="17" ns0:name="phân-tích-chi-tiết-từng-câu-hỏi"/>
     <ns0:p>
       <ns0:pPr>
         <ns0:pStyle ns0:val="Heading3"/>
@@ -1228,8 +1260,8 @@
         <ns0:t xml:space="preserve">2. Phân tích chi tiết từng câu hỏi:</ns0:t>
       </ns0:r>
     </ns0:p>
-    <ns0:bookmarkEnd ns0:id="16"/>
-    <ns0:bookmarkStart ns0:id="17" ns0:name="question-11"/>
+    <ns0:bookmarkEnd ns0:id="17"/>
+    <ns0:bookmarkStart ns0:id="18" ns0:name="question-11"/>
     <ns0:p>
       <ns0:pPr>
         <ns0:pStyle ns0:val="Heading3"/>
@@ -1319,8 +1351,8 @@
         <ns0:t xml:space="preserve">Đáp án: C</ns0:t>
       </ns0:r>
     </ns0:p>
-    <ns0:bookmarkEnd ns0:id="17"/>
-    <ns0:bookmarkStart ns0:id="18" ns0:name="question-12"/>
+    <ns0:bookmarkEnd ns0:id="18"/>
+    <ns0:bookmarkStart ns0:id="19" ns0:name="question-12"/>
     <ns0:p>
       <ns0:pPr>
         <ns0:pStyle ns0:val="Heading3"/>
@@ -1397,8 +1429,8 @@
         <ns0:t xml:space="preserve">Đáp án: A</ns0:t>
       </ns0:r>
     </ns0:p>
-    <ns0:bookmarkEnd ns0:id="18"/>
-    <ns0:bookmarkStart ns0:id="19" ns0:name="question-13"/>
+    <ns0:bookmarkEnd ns0:id="19"/>
+    <ns0:bookmarkStart ns0:id="20" ns0:name="question-13"/>
     <ns0:p>
       <ns0:pPr>
         <ns0:pStyle ns0:val="Heading3"/>
@@ -1472,8 +1504,8 @@
         <ns0:t xml:space="preserve">Đáp án: C</ns0:t>
       </ns0:r>
     </ns0:p>
-    <ns0:bookmarkEnd ns0:id="19"/>
-    <ns0:bookmarkStart ns0:id="20" ns0:name="question-14"/>
+    <ns0:bookmarkEnd ns0:id="20"/>
+    <ns0:bookmarkStart ns0:id="21" ns0:name="question-14"/>
     <ns0:p>
       <ns0:pPr>
         <ns0:pStyle ns0:val="Heading3"/>
@@ -1547,8 +1579,8 @@
         <ns0:t xml:space="preserve">Đáp án: C</ns0:t>
       </ns0:r>
     </ns0:p>
-    <ns0:bookmarkEnd ns0:id="20"/>
-    <ns0:bookmarkStart ns0:id="21" ns0:name="question-15"/>
+    <ns0:bookmarkEnd ns0:id="21"/>
+    <ns0:bookmarkStart ns0:id="22" ns0:name="question-15"/>
     <ns0:p>
       <ns0:pPr>
         <ns0:pStyle ns0:val="Heading3"/>
@@ -1619,8 +1651,8 @@
         <ns0:t xml:space="preserve">Đáp án: A</ns0:t>
       </ns0:r>
     </ns0:p>
-    <ns0:bookmarkEnd ns0:id="21"/>
-    <ns0:bookmarkStart ns0:id="22" ns0:name="question-16"/>
+    <ns0:bookmarkEnd ns0:id="22"/>
+    <ns0:bookmarkStart ns0:id="23" ns0:name="question-16"/>
     <ns0:p>
       <ns0:pPr>
         <ns0:pStyle ns0:val="Heading3"/>
@@ -1691,8 +1723,8 @@
         <ns0:t xml:space="preserve">Đáp án: C</ns0:t>
       </ns0:r>
     </ns0:p>
-    <ns0:bookmarkEnd ns0:id="22"/>
-    <ns0:bookmarkStart ns0:id="23" ns0:name="question-17-campsite"/>
+    <ns0:bookmarkEnd ns0:id="23"/>
+    <ns0:bookmarkStart ns0:id="24" ns0:name="question-17-campsite"/>
     <ns0:p>
       <ns0:pPr>
         <ns0:pStyle ns0:val="Heading3"/>
@@ -1792,8 +1824,8 @@
         <ns0:t xml:space="preserve">Đáp án: E</ns0:t>
       </ns0:r>
     </ns0:p>
-    <ns0:bookmarkEnd ns0:id="23"/>
-    <ns0:bookmarkStart ns0:id="24" ns0:name="question-18-business-centre"/>
+    <ns0:bookmarkEnd ns0:id="24"/>
+    <ns0:bookmarkStart ns0:id="25" ns0:name="question-18-business-centre"/>
     <ns0:p>
       <ns0:pPr>
         <ns0:pStyle ns0:val="Heading3"/>
@@ -1879,8 +1911,8 @@
         <ns0:t xml:space="preserve">Đáp án: A</ns0:t>
       </ns0:r>
     </ns0:p>
-    <ns0:bookmarkEnd ns0:id="24"/>
-    <ns0:bookmarkStart ns0:id="25" ns0:name="question-19-museum"/>
+    <ns0:bookmarkEnd ns0:id="25"/>
+    <ns0:bookmarkStart ns0:id="26" ns0:name="question-19-museum"/>
     <ns0:p>
       <ns0:pPr>
         <ns0:pStyle ns0:val="Heading3"/>
@@ -1990,8 +2022,8 @@
         <ns0:t xml:space="preserve">Đáp án: G</ns0:t>
       </ns0:r>
     </ns0:p>
-    <ns0:bookmarkEnd ns0:id="25"/>
-    <ns0:bookmarkStart ns0:id="26" ns0:name="question-20-cafe"/>
+    <ns0:bookmarkEnd ns0:id="26"/>
+    <ns0:bookmarkStart ns0:id="27" ns0:name="question-20-cafe"/>
     <ns0:p>
       <ns0:pPr>
         <ns0:pStyle ns0:val="Heading3"/>
@@ -2119,9 +2151,9 @@
         <ns0:t xml:space="preserve">Đáp án: D</ns0:t>
       </ns0:r>
     </ns0:p>
-    <ns0:bookmarkEnd ns0:id="26"/>
     <ns0:bookmarkEnd ns0:id="27"/>
-    <ns0:bookmarkStart ns0:id="29" ns0:name="phần-2-section-4"/>
+    <ns0:bookmarkEnd ns0:id="28"/>
+    <ns0:bookmarkStart ns0:id="30" ns0:name="phần-2-section-4"/>
     <ns0:p>
       <ns0:pPr>
         <ns0:pStyle ns0:val="Heading2"/>
@@ -2138,7 +2170,7 @@
         <ns0:t xml:space="preserve">Section 4 là một bài giảng học thuật, đòi hỏi khả năng tập trung cao độ để theo dõi một luồng thông tin dày đặc và nhanh.</ns0:t>
       </ns0:r>
     </ns0:p>
-    <ns0:bookmarkStart ns0:id="28" ns0:name="hướng-dẫn-chiến-lược-làm-bài"/>
+    <ns0:bookmarkStart ns0:id="29" ns0:name="hướng-dẫn-chiến-lược-làm-bài"/>
     <ns0:p>
       <ns0:pPr>
         <ns0:pStyle ns0:val="Heading3"/>
@@ -2938,9 +2970,9 @@
         <ns0:t xml:space="preserve">wine</ns0:t>
       </ns0:r>
     </ns0:p>
-    <ns0:bookmarkEnd ns0:id="28"/>
     <ns0:bookmarkEnd ns0:id="29"/>
-    <ns0:bookmarkStart ns0:id="32" ns0:name="phần-3-lời-giải-answer-key"/>
+    <ns0:bookmarkEnd ns0:id="30"/>
+    <ns0:bookmarkStart ns0:id="33" ns0:name="phần-3-lời-giải-answer-key"/>
     <ns0:p>
       <ns0:pPr>
         <ns0:pStyle ns0:val="Heading2"/>
@@ -2949,7 +2981,7 @@
         <ns0:t xml:space="preserve">Phần 3: Lời giải – Answer Key</ns0:t>
       </ns0:r>
     </ns0:p>
-    <ns0:bookmarkStart ns0:id="30" ns0:name="section-2"/>
+    <ns0:bookmarkStart ns0:id="31" ns0:name="section-2"/>
     <ns0:p>
       <ns0:pPr>
         <ns0:pStyle ns0:val="Heading3"/>
@@ -3038,8 +3070,8 @@
         <ns0:t xml:space="preserve">20 D</ns0:t>
       </ns0:r>
     </ns0:p>
-    <ns0:bookmarkEnd ns0:id="30"/>
-    <ns0:bookmarkStart ns0:id="31" ns0:name="section-4-1"/>
+    <ns0:bookmarkEnd ns0:id="31"/>
+    <ns0:bookmarkStart ns0:id="32" ns0:name="section-4-1"/>
     <ns0:p>
       <ns0:pPr>
         <ns0:pStyle ns0:val="Heading3"/>
@@ -3128,9 +3160,9 @@
         <ns0:t xml:space="preserve">40. wine</ns0:t>
       </ns0:r>
     </ns0:p>
-    <ns0:bookmarkEnd ns0:id="31"/>
     <ns0:bookmarkEnd ns0:id="32"/>
-    <ns0:bookmarkStart ns0:id="33" ns0:name="phần-4-lời-băng-transcript"/>
+    <ns0:bookmarkEnd ns0:id="33"/>
+    <ns0:bookmarkStart ns0:id="34" ns0:name="phần-4-lời-băng-transcript"/>
     <ns0:p>
       <ns0:pPr>
         <ns0:pStyle ns0:val="Heading2"/>
@@ -3754,8 +3786,8 @@
         <ns0:t xml:space="preserve">Another project that’s about …</ns0:t>
       </ns0:r>
     </ns0:p>
-    <ns0:bookmarkEnd ns0:id="33"/>
-    <ns0:bookmarkStart ns0:id="34" ns0:name="từ-vựng"/>
+    <ns0:bookmarkEnd ns0:id="34"/>
+    <ns0:bookmarkStart ns0:id="35" ns0:name="từ-vựng"/>
     <ns0:p>
       <ns0:pPr>
         <ns0:pStyle ns0:val="Heading2"/>
@@ -4911,7 +4943,6 @@
         </ns0:tc>
       </ns0:tr>
     </ns0:tbl>
-    <ns0:bookmarkEnd ns0:id="34"/>
     <ns0:bookmarkEnd ns0:id="35"/>
     <ns0:sectPr>
       <ns0:headerReference ns1:id="rId1" ns0:type="default"/>
